--- a/downloads/teacher/05 Materials/Unit 01/Slides/Slides 01.07 - Reading a Recipe.docx
+++ b/downloads/teacher/05 Materials/Unit 01/Slides/Slides 01.07 - Reading a Recipe.docx
@@ -734,21 +734,6 @@
       </w:pPr>
       <w:r>
         <w:t xml:space="preserve">Write the recipe at the top of your handout.</w:t>
-      </w:r>
-      <w:r>
-        <w:t xml:space="preserve"> </w:t>
-      </w:r>
-      <w:r>
-        <w:t xml:space="preserve">Notes:</w:t>
-      </w:r>
-      <w:r>
-        <w:t xml:space="preserve"> </w:t>
-      </w:r>
-      <w:r>
-        <w:rPr>
-          <w:rStyle w:val="TeacherNote"/>
-        </w:rPr>
-        <w:t xml:space="preserve">[Sal: grade 6 gets the Mug Cake. Decide the rest before class or let them vote.]</w:t>
       </w:r>
     </w:p>
     <w:p>
